--- a/flow/20240204_zachala_ev/iv042b.docx
+++ b/flow/20240204_zachala_ev/iv042b.docx
@@ -50,6 +50,18 @@
       </w:pPr>
       <w:r>
         <w:rPr>
+          <w:color w:val="000000"/>
+        </w:rPr>
+        <w:t>Сказав Господь:</w:t>
+      </w:r>
+      <w:r>
+        <w:rPr>
+          <w:color w:val="000000"/>
+        </w:rPr>
+        <w:t xml:space="preserve"> </w:t>
+      </w:r>
+      <w:r>
+        <w:rPr>
           <w:rStyle w:val="Versetto"/>
         </w:rPr>
         <w:t>28.</w:t>
@@ -338,23 +350,6 @@
           <w:color w:val="000000"/>
         </w:rPr>
         <w:t xml:space="preserve"> Поки маєте світло, віруйте у світло, щоб стати синами світла.</w:t>
-      </w:r>
-    </w:p>
-    <w:p>
-      <w:pPr>
-        <w:shd w:val="clear" w:color="auto" w:fill="FFFFFF"/>
-        <w:spacing w:line="360" w:lineRule="auto"/>
-        <w:ind w:firstLine="426"/>
-        <w:jc w:val="both"/>
-        <w:rPr>
-          <w:color w:val="000000"/>
-        </w:rPr>
-      </w:pPr>
-      <w:r>
-        <w:rPr>
-          <w:color w:val="000000"/>
-        </w:rPr>
-        <w:t>Сказавши це, Ісус відійшов і скрився від них.</w:t>
       </w:r>
     </w:p>
     <w:sectPr>

--- a/flow/20240204_zachala_ev/iv042b.docx
+++ b/flow/20240204_zachala_ev/iv042b.docx
@@ -50,9 +50,9 @@
       </w:pPr>
       <w:r>
         <w:rPr>
-          <w:color w:val="000000"/>
-        </w:rPr>
-        <w:t>Сказав Господь:</w:t>
+          <w:rStyle w:val="Versetto"/>
+        </w:rPr>
+        <w:t>28.</w:t>
       </w:r>
       <w:r>
         <w:rPr>
@@ -62,15 +62,15 @@
       </w:r>
       <w:r>
         <w:rPr>
-          <w:rStyle w:val="Versetto"/>
-        </w:rPr>
-        <w:t>28.</w:t>
-      </w:r>
-      <w:r>
-        <w:rPr>
-          <w:color w:val="000000"/>
-        </w:rPr>
-        <w:t xml:space="preserve"> Отче, прослав ім'я своє!</w:t>
+          <w:color w:val="000000"/>
+        </w:rPr>
+        <w:t xml:space="preserve">Сказав Господь: </w:t>
+      </w:r>
+      <w:r>
+        <w:rPr>
+          <w:color w:val="000000"/>
+        </w:rPr>
+        <w:t>Отче, прослав ім'я своє!</w:t>
       </w:r>
     </w:p>
     <w:p>
@@ -323,21 +323,7 @@
         <w:rPr>
           <w:color w:val="000000"/>
         </w:rPr>
-        <w:t xml:space="preserve">– Ще трохи часу світло з вами. </w:t>
-      </w:r>
-      <w:proofErr w:type="spellStart"/>
-      <w:r>
-        <w:rPr>
-          <w:color w:val="000000"/>
-        </w:rPr>
-        <w:t>Ходіте</w:t>
-      </w:r>
-      <w:proofErr w:type="spellEnd"/>
-      <w:r>
-        <w:rPr>
-          <w:color w:val="000000"/>
-        </w:rPr>
-        <w:t xml:space="preserve">, поки світло у вас, щоб не обгорнула вас темрява. Хто ходить у темряві, не знає, куди йде. </w:t>
+        <w:t xml:space="preserve">– Ще трохи часу світло з вами. Ходіте, поки світло у вас, щоб не обгорнула вас темрява. Хто ходить у темряві, не знає, куди йде. </w:t>
       </w:r>
       <w:r>
         <w:rPr>
